--- a/manuscripts/conference-abstract.docx
+++ b/manuscripts/conference-abstract.docx
@@ -163,7 +163,7 @@
         <w:t xml:space="preserve"> </w:t>
       </w:r>
       <w:r>
-        <w:t xml:space="preserve">The Payment Integrity Information Act requires statistically valid improper payment estimates, with 95% confidence intervals, for at-risk federal programs. CMS produces five: Medicare Part C, Part D, Medicaid (PERM), Marketplace APTC (EIPM) and Medicare fee-for-service (CERT). Each projects errors from an audited sample, using analytic estimators (expansion, ratio, regression) or audit-finding bootstrap simulation, which assigns audited findings across the population and reruns the payment rules. Medical record review drives measurement cost, and audit sizes are set by interval width. We asked: what is the comparative accuracy of the available methods for estimating improper payments in federal health programs?</w:t>
+        <w:t xml:space="preserve">The Payment Integrity Information Act requires statistically valid improper payment estimates, with 95% confidence intervals, for at-risk federal programs. CMS produces five: Medicare Part C, Part D, Medicaid (PERM), Marketplace APTC (EIPM), and Medicare fee-for-service (CERT). Each projects errors from an audited sample using either analytic estimators (expansion, ratio, or regression) or audit-finding bootstrap simulation, which assigns audited findings across the population and reruns the payment rules. Medical record review drives measurement cost, and audit sizes are set by interval width. The purpose of this study is to answer the question: what is the comparative accuracy of the available methods for estimating improper payments in federal health programs?</w:t>
       </w:r>
     </w:p>
     <w:p>
@@ -181,7 +181,7 @@
         <w:t xml:space="preserve"> </w:t>
       </w:r>
       <w:r>
-        <w:t xml:space="preserve">Monte Carlo evaluation against known truth. For each program we built a synthetic population with fabricated errors, calibrated only to public FY 2025 aggregates. Each program’s production-like audit (990–37,651 units, stratified, Neyman-allocated where applicable) was drawn in 25 independent audit years. In each, we estimated over-, under-, gross and net improper payments using expansion, ratio and regression estimators with normal intervals and bootstrap simulation with 1,000 iterations, in two versions:</w:t>
+        <w:t xml:space="preserve">Monte Carlo evaluation against a known truth. For each program, a synthetic population was built with fabricated errors and calibrated only to public FY 2025 aggregates. Each program’s production-like audit (990–37,651 units, stratified, and Neyman-allocated where applicable) was drawn in 25 independent audit years. Each year, over-, under-, gross, and net improper payments were estimated using expansion, ratio, and regression estimators with normal intervals and bootstrap simulation with 1,000 iterations, in two versions:</w:t>
       </w:r>
       <w:r>
         <w:t xml:space="preserve"> </w:t>
@@ -233,7 +233,7 @@
         <w:pStyle w:val="BodyText"/>
       </w:pPr>
       <w:r>
-        <w:t xml:space="preserve">The outcomes were point accuracy, coverage (truth inside the 95% interval) and interval width.</w:t>
+        <w:t xml:space="preserve">The outcomes were point accuracy, coverage (truth inside the 95% interval), and interval width.</w:t>
       </w:r>
     </w:p>
     <w:p>
@@ -251,7 +251,7 @@
         <w:t xml:space="preserve"> </w:t>
       </w:r>
       <w:r>
-        <w:t xml:space="preserve">Synthetic populations of 330,253 Medicare Advantage enrollees, 108,000 Part D beneficiaries (4.5 million drug claims), 3.1 million Medicaid payments, 142,152 Marketplace applications and 5.34 million fee-for-service claims, scaled to national program dollars. No protected health information or non-public data were used.</w:t>
+        <w:t xml:space="preserve">Populations of 330,253 Medicare Advantage enrollees, 108,000 Part D beneficiaries (4.5 million drug claims), 3.1 million Medicaid payments, 142,152 Marketplace applications, and 5.34 million fee-for-service claims, scaled to national program dollars. This study used no protected health information or non-public data.</w:t>
       </w:r>
     </w:p>
     <w:p>
@@ -307,7 +307,7 @@
         <w:t xml:space="preserve"> </w:t>
       </w:r>
       <w:r>
-        <w:t xml:space="preserve">These were 5–21% as wide as analytic intervals and contained the truth in only 30 of 125 audit-years (24%), because reusing the audited rates omits their sampling error.</w:t>
+        <w:t xml:space="preserve">These were 5–21% as wide as analytic intervals and contained the truth in only 30 of 125 audit-years (24%) because reusing the audited rates omits their sampling error.</w:t>
       </w:r>
       <w:r>
         <w:t xml:space="preserve"> </w:t>
@@ -329,7 +329,7 @@
         <w:t xml:space="preserve"> </w:t>
       </w:r>
       <w:r>
-        <w:t xml:space="preserve">These contained the true gross rate in 121 of 125 audit-years (96.8%; 23–25 of 25 per program), against 111 for the ratio estimator. They were 11–21% narrower than ratio intervals in four programs and 63% narrower than the same-audit expansion interval in Part D.</w:t>
+        <w:t xml:space="preserve">These contained the true gross rate in 121 of 125 audit-years (96.8%; 23–25 of 25 per program), as opposed to 111 for the ratio estimator. They were 11–21% narrower than ratio intervals in four programs and 63% narrower than the same-audit expansion interval in Part D.</w:t>
       </w:r>
       <w:r>
         <w:t xml:space="preserve"> </w:t>
@@ -351,7 +351,7 @@
         <w:t xml:space="preserve"> </w:t>
       </w:r>
       <w:r>
-        <w:t xml:space="preserve">Measures built from few errors, such as underpayments, were undercovered by every method.</w:t>
+        <w:t xml:space="preserve">Measures built from few errors (for example, underpayments) were undercovered by every method.</w:t>
       </w:r>
     </w:p>
     <w:p>
@@ -369,7 +369,7 @@
         <w:t xml:space="preserve"> </w:t>
       </w:r>
       <w:r>
-        <w:t xml:space="preserve">Fixed-rate bootstrap simulation, the intuitive version of the method, produces invalid intervals. Redrawing the audited rates from their sampling distribution restores nominal coverage and yields intervals narrower than current analytic intervals. Of the methods compared, bootstrap simulation with parametric rates was the most accurate on both point and interval accuracy.</w:t>
+        <w:t xml:space="preserve">Fixed-rate bootstrap simulation produces invalid intervals. Redrawing the audited rates from their sampling distribution restores nominal coverage and produces intervals narrower than current analytic intervals. Of the methods compared, bootstrap simulation with parametric rates was the most accurate in both point and interval accuracy.</w:t>
       </w:r>
     </w:p>
     <w:p>
@@ -387,7 +387,7 @@
         <w:t xml:space="preserve"> </w:t>
       </w:r>
       <w:r>
-        <w:t xml:space="preserve">CMS improper payment measurements should adopt bootstrap simulation with parametric rates, and any fixed-rate simulation intervals in use should be reviewed. The precision gain would allow audits roughly 20–38% smaller at current precision, reducing review costs without sacrificing accuracy. Confirming coverage at reduced sizes, with separate checks for sparse components, is the next step.</w:t>
+        <w:t xml:space="preserve">CMS improper payment measurements should adopt bootstrap simulation with parametric rates, and any fixed-rate simulation intervals in use should be reviewed. The gain in precision would allow audits roughly 20–38% smaller at current precision, reducing review costs without sacrificing accuracy. Future research should confirm coverage at reduced sizes, checking sparse components separately.</w:t>
       </w:r>
     </w:p>
     <w:sectPr/>

--- a/manuscripts/conference-abstract.docx
+++ b/manuscripts/conference-abstract.docx
@@ -163,7 +163,7 @@
         <w:t xml:space="preserve"> </w:t>
       </w:r>
       <w:r>
-        <w:t xml:space="preserve">The Payment Integrity Information Act requires statistically valid improper payment estimates, with 95% confidence intervals, for at-risk federal programs. CMS produces five: Medicare Part C, Part D, Medicaid (PERM), Marketplace APTC (EIPM), and Medicare fee-for-service (CERT). Each projects errors from an audited sample using either analytic estimators (expansion, ratio, or regression) or audit-finding bootstrap simulation, which assigns audited findings across the population and reruns the payment rules. Medical record review drives measurement cost, and audit sizes are set by interval width. The purpose of this study is to answer the question: what is the comparative accuracy of the available methods for estimating improper payments in federal health programs?</w:t>
+        <w:t xml:space="preserve">The Payment Integrity Information Act requires statistically valid improper payment estimates, with 95% confidence intervals, for at-risk federal programs. CMS produces five: Medicare Part C, Part D, Medicaid (PERM), Marketplace APTC (EIPM), and Medicare fee-for-service (CERT). Each projects errors from an audited sample using either analytic estimators (expansion, ratio, or regression) or audit-finding bootstrap simulation, which assigns audited findings across the population and reruns the payment rules. Medical record review drives measurement cost, and audit sizes are set by interval width. The purpose of this study is to compare the accuracy of available methods for estimating improper payments in federal health programs.</w:t>
       </w:r>
     </w:p>
     <w:p>

--- a/manuscripts/conference-abstract.docx
+++ b/manuscripts/conference-abstract.docx
@@ -121,7 +121,7 @@
         <w:t xml:space="preserve"> </w:t>
       </w:r>
       <w:r>
-        <w:t xml:space="preserve">Bootstrap</w:t>
+        <w:t xml:space="preserve">Audit-Finding</w:t>
       </w:r>
       <w:r>
         <w:t xml:space="preserve"> </w:t>
@@ -163,7 +163,7 @@
         <w:t xml:space="preserve"> </w:t>
       </w:r>
       <w:r>
-        <w:t xml:space="preserve">The Payment Integrity Information Act requires statistically valid improper payment estimates, with 95% confidence intervals, for at-risk federal programs. CMS produces five: Medicare Part C, Part D, Medicaid (PERM), Marketplace APTC (EIPM), and Medicare fee-for-service (CERT). Each projects errors from an audited sample using either analytic estimators (expansion, ratio, or regression) or audit-finding bootstrap simulation, which assigns audited findings across the population and reruns the payment rules. Medical record review drives measurement cost, and audit sizes are set by interval width. The purpose of this study is to compare the accuracy of available methods for estimating improper payments in federal health programs.</w:t>
+        <w:t xml:space="preserve">The Payment Integrity Information Act requires statistically valid improper payment estimates, with confidence intervals, for at-risk federal programs. CMS produces five: Medicare Part C, Part D, Medicaid (PERM), Marketplace APTC (EIPM), and Medicare fee-for-service (CERT). Each projects errors from an audited sample using design-based analytic estimators (expansion, ratio, regression) or audit-finding simulation, which assigns audited findings across the population and reruns the payment rules. The purpose of this study is to compare the accuracy of available methods for estimating improper payments in federal health programs.</w:t>
       </w:r>
     </w:p>
     <w:p>
@@ -181,59 +181,7 @@
         <w:t xml:space="preserve"> </w:t>
       </w:r>
       <w:r>
-        <w:t xml:space="preserve">Monte Carlo evaluation against a known truth. For each program, a synthetic population was built with fabricated errors and calibrated only to public FY 2025 aggregates. Each program’s production-like audit (990–37,651 units, stratified, and Neyman-allocated where applicable) was drawn in 25 independent audit years. Each year, over-, under-, gross, and net improper payments were estimated using expansion, ratio, and regression estimators with normal intervals and bootstrap simulation with 1,000 iterations, in two versions:</w:t>
-      </w:r>
-      <w:r>
-        <w:t xml:space="preserve"> </w:t>
-      </w:r>
-      <w:r>
-        <w:t xml:space="preserve">-</w:t>
-      </w:r>
-      <w:r>
-        <w:t xml:space="preserve"> </w:t>
-      </w:r>
-      <w:r>
-        <w:rPr>
-          <w:bCs/>
-          <w:b/>
-        </w:rPr>
-        <w:t xml:space="preserve">Fixed rates:</w:t>
-      </w:r>
-      <w:r>
-        <w:t xml:space="preserve"> </w:t>
-      </w:r>
-      <w:r>
-        <w:t xml:space="preserve">audited error rates held constant.</w:t>
-      </w:r>
-      <w:r>
-        <w:t xml:space="preserve"> </w:t>
-      </w:r>
-      <w:r>
-        <w:t xml:space="preserve">-</w:t>
-      </w:r>
-      <w:r>
-        <w:t xml:space="preserve"> </w:t>
-      </w:r>
-      <w:r>
-        <w:rPr>
-          <w:bCs/>
-          <w:b/>
-        </w:rPr>
-        <w:t xml:space="preserve">Parametric rates:</w:t>
-      </w:r>
-      <w:r>
-        <w:t xml:space="preserve"> </w:t>
-      </w:r>
-      <w:r>
-        <w:t xml:space="preserve">rates redrawn from their binomial sampling distributions each iteration.</w:t>
-      </w:r>
-    </w:p>
-    <w:p>
-      <w:pPr>
-        <w:pStyle w:val="BodyText"/>
-      </w:pPr>
-      <w:r>
-        <w:t xml:space="preserve">The outcomes were point accuracy, coverage (truth inside the 95% interval), and interval width.</w:t>
+        <w:t xml:space="preserve">Monte Carlo evaluation against a known truth. A synthetic population per program, with fabricated errors, was calibrated only to public FY 2025 aggregates. Each program’s production-like audit (990–37,651 units) was drawn in 25 independent audit years, and in 100 for interval calibration. Improper payments were estimated with expansion, ratio, and regression estimators and with simulation (1,000 iterations) in two versions: plug-in (audited error rates held fixed) and parametric bootstrap (rates redrawn from their binomial sampling distributions). Each population was then rebuilt with error probability rising, and falling, with payment size within strata. Outcomes were point accuracy, coverage, width, and the ratio of half-width to the estimator’s empirical standard deviation.</w:t>
       </w:r>
     </w:p>
     <w:p>
@@ -251,7 +199,7 @@
         <w:t xml:space="preserve"> </w:t>
       </w:r>
       <w:r>
-        <w:t xml:space="preserve">Populations of 330,253 Medicare Advantage enrollees, 108,000 Part D beneficiaries (4.5 million drug claims), 3.1 million Medicaid payments, 142,152 Marketplace applications, and 5.34 million fee-for-service claims, scaled to national program dollars. This study used no protected health information or non-public data.</w:t>
+        <w:t xml:space="preserve">Synthetic populations of 330,253 Medicare Advantage enrollees, 108,000 Part D beneficiaries (4.5 million drug claims), 3.1 million Medicaid payments, 142,152 Marketplace applications, and 5.34 million fee-for-service claims, scaled to national dollars. No real or non-public data were used.</w:t>
       </w:r>
     </w:p>
     <w:p>
@@ -279,13 +227,13 @@
           <w:bCs/>
           <w:b/>
         </w:rPr>
-        <w:t xml:space="preserve">Point accuracy.</w:t>
-      </w:r>
-      <w:r>
-        <w:t xml:space="preserve"> </w:t>
-      </w:r>
-      <w:r>
-        <w:t xml:space="preserve">All methods estimated the gross rate accurately. Bootstrap simulation was the most accurate in four programs (mean absolute error 1.5–6.6% of the true rate).</w:t>
+        <w:t xml:space="preserve">Plug-in intervals are invalid.</w:t>
+      </w:r>
+      <w:r>
+        <w:t xml:space="preserve"> </w:t>
+      </w:r>
+      <w:r>
+        <w:t xml:space="preserve">They were 5–21% as wide as analytic intervals and contained the truth in 31 of 125 audit years (25%), because reusing the audited rates omits their sampling error.</w:t>
       </w:r>
       <w:r>
         <w:t xml:space="preserve"> </w:t>
@@ -301,13 +249,13 @@
           <w:bCs/>
           <w:b/>
         </w:rPr>
-        <w:t xml:space="preserve">Fixed-rate intervals.</w:t>
-      </w:r>
-      <w:r>
-        <w:t xml:space="preserve"> </w:t>
-      </w:r>
-      <w:r>
-        <w:t xml:space="preserve">These were 5–21% as wide as analytic intervals and contained the truth in only 30 of 125 audit-years (24%) because reusing the audited rates omits their sampling error.</w:t>
+        <w:t xml:space="preserve">Parametric-bootstrap intervals restore coverage.</w:t>
+      </w:r>
+      <w:r>
+        <w:t xml:space="preserve"> </w:t>
+      </w:r>
+      <w:r>
+        <w:t xml:space="preserve">They contained the true gross rate in 121 of 125 audit years and were 9–23% narrower than the ratio interval in four programs. Over 100 audit years they were 5–12% narrower than the estimator’s own sampling variability in four programs; the real efficiency gain over the ratio estimator was 3% (Part C), 4% (EIPM), 23% (PERM), 35% (CERT), and 72% (Part D).</w:t>
       </w:r>
       <w:r>
         <w:t xml:space="preserve"> </w:t>
@@ -323,13 +271,13 @@
           <w:bCs/>
           <w:b/>
         </w:rPr>
-        <w:t xml:space="preserve">Parametric-rate intervals.</w:t>
-      </w:r>
-      <w:r>
-        <w:t xml:space="preserve"> </w:t>
-      </w:r>
-      <w:r>
-        <w:t xml:space="preserve">These contained the true gross rate in 121 of 125 audit-years (96.8%; 23–25 of 25 per program), as opposed to 111 for the ratio estimator. They were 11–21% narrower than ratio intervals in four programs and 63% narrower than the same-audit expansion interval in Part D.</w:t>
+        <w:t xml:space="preserve">The simulation’s advantage depends on an assumption.</w:t>
+      </w:r>
+      <w:r>
+        <w:t xml:space="preserve"> </w:t>
+      </w:r>
+      <w:r>
+        <w:t xml:space="preserve">When error probability rose or fell with payment size, the simulation’s estimate was biased by 2% to 148% and its interval covered in 0 to 24 of 25 audit years; the ratio estimator remained unbiased and covered in 22 to 25.</w:t>
       </w:r>
       <w:r>
         <w:t xml:space="preserve"> </w:t>
@@ -345,13 +293,13 @@
           <w:bCs/>
           <w:b/>
         </w:rPr>
-        <w:t xml:space="preserve">Sparse measures.</w:t>
-      </w:r>
-      <w:r>
-        <w:t xml:space="preserve"> </w:t>
-      </w:r>
-      <w:r>
-        <w:t xml:space="preserve">Measures built from few errors (for example, underpayments) were undercovered by every method.</w:t>
+        <w:t xml:space="preserve">Sparse measures</w:t>
+      </w:r>
+      <w:r>
+        <w:t xml:space="preserve"> </w:t>
+      </w:r>
+      <w:r>
+        <w:t xml:space="preserve">(underpayments, technically improper payments) were undercovered by every method.</w:t>
       </w:r>
     </w:p>
     <w:p>
@@ -369,7 +317,7 @@
         <w:t xml:space="preserve"> </w:t>
       </w:r>
       <w:r>
-        <w:t xml:space="preserve">Fixed-rate bootstrap simulation produces invalid intervals. Redrawing the audited rates from their sampling distribution restores nominal coverage and produces intervals narrower than current analytic intervals. Of the methods compared, bootstrap simulation with parametric rates was the most accurate in both point and interval accuracy.</w:t>
+        <w:t xml:space="preserve">Plug-in simulation intervals should be discontinued. Redrawing the audited rates produces valid intervals, and the simulation is more precise where payment rules are nonlinear, but its accuracy rests on an independence assumption the design-based ratio estimator does not need.</w:t>
       </w:r>
     </w:p>
     <w:p>
@@ -387,7 +335,7 @@
         <w:t xml:space="preserve"> </w:t>
       </w:r>
       <w:r>
-        <w:t xml:space="preserve">CMS improper payment measurements should adopt bootstrap simulation with parametric rates, and any fixed-rate simulation intervals in use should be reviewed. The gain in precision would allow audits roughly 20–38% smaller at current precision, reducing review costs without sacrificing accuracy. Future research should confirm coverage at reduced sizes, checking sparse components separately.</w:t>
+        <w:t xml:space="preserve">CMS measurements should report the design-based ratio interval as the primary PIIA interval, with the parametric-bootstrap simulation alongside it as a check, and any plug-in simulation interval in use should be replaced. The simulation’s precision gain should not be used to reduce audit sizes until the independence assumption has been tested on real audit data and coverage confirmed at the reduced size; unit-level error models are the natural next step.</w:t>
       </w:r>
     </w:p>
     <w:sectPr/>

--- a/manuscripts/conference-abstract.docx
+++ b/manuscripts/conference-abstract.docx
@@ -181,7 +181,7 @@
         <w:t xml:space="preserve"> </w:t>
       </w:r>
       <w:r>
-        <w:t xml:space="preserve">Monte Carlo evaluation against a known truth. A synthetic population per program, with fabricated errors, was calibrated only to public FY 2025 aggregates. Each program’s production-like audit (990–37,651 units) was drawn in 25 independent audit years, and in 100 for interval calibration. Improper payments were estimated with expansion, ratio, and regression estimators and with simulation (1,000 iterations) in two versions: plug-in (audited error rates held fixed) and parametric bootstrap (rates redrawn from their binomial sampling distributions). Each population was then rebuilt with error probability rising, and falling, with payment size within strata. Outcomes were point accuracy, coverage, width, and the ratio of half-width to the estimator’s empirical standard deviation.</w:t>
+        <w:t xml:space="preserve">Monte Carlo evaluation against a known truth. A synthetic population per program, with fabricated errors, was calibrated only to public FY 2025 aggregates. Each program’s production-like audit (990–37,651 units) was drawn in 25 independent audit years, and in 100 for interval calibration. Improper payments were estimated with expansion, ratio, and regression estimators and with simulation (1,000 iterations) in two versions: plug-in (audited error rates held fixed) and parametric bootstrap (rates redrawn from their binomial sampling distributions). Each population was then rebuilt with error probability rising, and falling, with payment size within strata, and the simulation rerun with donor kinds post-stratified on payment decile. Outcomes were point accuracy, coverage, width, and half-width relative to the estimator’s empirical standard deviation.</w:t>
       </w:r>
     </w:p>
     <w:p>
@@ -255,7 +255,7 @@
         <w:t xml:space="preserve"> </w:t>
       </w:r>
       <w:r>
-        <w:t xml:space="preserve">They contained the true gross rate in 121 of 125 audit years and were 9–23% narrower than the ratio interval in four programs. Over 100 audit years they were 5–12% narrower than the estimator’s own sampling variability in four programs; the real efficiency gain over the ratio estimator was 3% (Part C), 4% (EIPM), 23% (PERM), 35% (CERT), and 72% (Part D).</w:t>
+        <w:t xml:space="preserve">They contained the true gross rate in 121 of 125 audit years and were 9–23% narrower than the ratio interval in four programs; over 100 audit years the simulation’s standard deviation was 3–4% (Part C, EIPM) to 23–72% (PERM, CERT, Part D) below the ratio estimator’s.</w:t>
       </w:r>
       <w:r>
         <w:t xml:space="preserve"> </w:t>
@@ -271,13 +271,13 @@
           <w:bCs/>
           <w:b/>
         </w:rPr>
-        <w:t xml:space="preserve">The simulation’s advantage depends on an assumption.</w:t>
-      </w:r>
-      <w:r>
-        <w:t xml:space="preserve"> </w:t>
-      </w:r>
-      <w:r>
-        <w:t xml:space="preserve">When error probability rose or fell with payment size, the simulation’s estimate was biased by 2% to 148% and its interval covered in 0 to 24 of 25 audit years; the ratio estimator remained unbiased and covered in 22 to 25.</w:t>
+        <w:t xml:space="preserve">The simulation’s advantage rests on one assumption.</w:t>
+      </w:r>
+      <w:r>
+        <w:t xml:space="preserve"> </w:t>
+      </w:r>
+      <w:r>
+        <w:t xml:space="preserve">When error probability rose or fell with payment size, the simulation’s estimate was biased by 2% to 148% and its interval covered in 0 to 24 of 25 audit years; the ratio estimator remained unbiased (22 to 25). Payment-decile donor kinds removed the bias in PERM and most of it in CERT and Part D.</w:t>
       </w:r>
       <w:r>
         <w:t xml:space="preserve"> </w:t>
@@ -317,7 +317,7 @@
         <w:t xml:space="preserve"> </w:t>
       </w:r>
       <w:r>
-        <w:t xml:space="preserve">Plug-in simulation intervals should be discontinued. Redrawing the audited rates produces valid intervals, and the simulation is more precise where payment rules are nonlinear, but its accuracy rests on an independence assumption the design-based ratio estimator does not need.</w:t>
+        <w:t xml:space="preserve">Plug-in simulation intervals should be discontinued. Redrawing the audited rates produces valid intervals, and the simulation is more precise where payment rules are nonlinear, on one assumption the design-based ratio estimator does not need: that error incidence is independent of payment size within each donor kind.</w:t>
       </w:r>
     </w:p>
     <w:p>
@@ -335,7 +335,7 @@
         <w:t xml:space="preserve"> </w:t>
       </w:r>
       <w:r>
-        <w:t xml:space="preserve">CMS measurements should report the design-based ratio interval as the primary PIIA interval, with the parametric-bootstrap simulation alongside it as a check, and any plug-in simulation interval in use should be replaced. The simulation’s precision gain should not be used to reduce audit sizes until the independence assumption has been tested on real audit data and coverage confirmed at the reduced size; unit-level error models are the natural next step.</w:t>
+        <w:t xml:space="preserve">CMS measurements should adopt parametric-bootstrap simulation with the independence assumption stated and tested every cycle (against the design-based ratio estimate where the audit and payment units coincide, and from the within-stratum error pattern where they do not), use payment-decile donor kinds where the test fails, and defer audit-size reductions until the test has passed and coverage is confirmed at the smaller size. Unit-level error models are the natural next step.</w:t>
       </w:r>
     </w:p>
     <w:sectPr/>
